--- a/健康・体力レポートフォーマット_手書き_2-4年.docx
+++ b/健康・体力レポートフォーマット_手書き_2-4年.docx
@@ -1,6 +1,6 @@
 
 <file path=word/document.xml><?xml version="1.0" encoding="utf-8"?>
-<w:document xmlns:wpc="http://schemas.microsoft.com/office/word/2010/wordprocessingCanvas" xmlns:cx="http://schemas.microsoft.com/office/drawing/2014/chartex" xmlns:cx1="http://schemas.microsoft.com/office/drawing/2015/9/8/chartex" xmlns:cx2="http://schemas.microsoft.com/office/drawing/2015/10/21/chartex" xmlns:cx3="http://schemas.microsoft.com/office/drawing/2016/5/9/chartex" xmlns:cx4="http://schemas.microsoft.com/office/drawing/2016/5/10/chartex" xmlns:cx5="http://schemas.microsoft.com/office/drawing/2016/5/11/chartex" xmlns:cx6="http://schemas.microsoft.com/office/drawing/2016/5/12/chartex" xmlns:cx7="http://schemas.microsoft.com/office/drawing/2016/5/13/chartex" xmlns:cx8="http://schemas.microsoft.com/office/drawing/2016/5/14/chartex" xmlns:mc="http://schemas.openxmlformats.org/markup-compatibility/2006" xmlns:aink="http://schemas.microsoft.com/office/drawing/2016/ink" xmlns:am3d="http://schemas.microsoft.com/office/drawing/2017/model3d" xmlns:o="urn:schemas-microsoft-com:office:office" xmlns:oel="http://schemas.microsoft.com/office/2019/extlst" xmlns:r="http://schemas.openxmlformats.org/officeDocument/2006/relationships" xmlns:m="http://schemas.openxmlformats.org/officeDocument/2006/math" xmlns:v="urn:schemas-microsoft-com:vml" xmlns:wp14="http://schemas.microsoft.com/office/word/2010/wordprocessingDrawing" xmlns:wp="http://schemas.openxmlformats.org/drawingml/2006/wordprocessingDrawing" xmlns:w10="urn:schemas-microsoft-com:office:word" xmlns:w="http://schemas.openxmlformats.org/wordprocessingml/2006/main" xmlns:w14="http://schemas.microsoft.com/office/word/2010/wordml" xmlns:w15="http://schemas.microsoft.com/office/word/2012/wordml" xmlns:w16cex="http://schemas.microsoft.com/office/word/2018/wordml/cex" xmlns:w16cid="http://schemas.microsoft.com/office/word/2016/wordml/cid" xmlns:w16="http://schemas.microsoft.com/office/word/2018/wordml" xmlns:w16du="http://schemas.microsoft.com/office/word/2023/wordml/word16du" xmlns:w16sdtdh="http://schemas.microsoft.com/office/word/2020/wordml/sdtdatahash" xmlns:w16se="http://schemas.microsoft.com/office/word/2015/wordml/symex" xmlns:wpg="http://schemas.microsoft.com/office/word/2010/wordprocessingGroup" xmlns:wpi="http://schemas.microsoft.com/office/word/2010/wordprocessingInk" xmlns:wne="http://schemas.microsoft.com/office/word/2006/wordml" xmlns:wps="http://schemas.microsoft.com/office/word/2010/wordprocessingShape" mc:Ignorable="w14 w15 w16se w16cid w16 w16cex w16sdtdh w16du wp14">
+<w:document xmlns:wpc="http://schemas.microsoft.com/office/word/2010/wordprocessingCanvas" xmlns:cx="http://schemas.microsoft.com/office/drawing/2014/chartex" xmlns:cx1="http://schemas.microsoft.com/office/drawing/2015/9/8/chartex" xmlns:cx2="http://schemas.microsoft.com/office/drawing/2015/10/21/chartex" xmlns:cx3="http://schemas.microsoft.com/office/drawing/2016/5/9/chartex" xmlns:cx4="http://schemas.microsoft.com/office/drawing/2016/5/10/chartex" xmlns:cx5="http://schemas.microsoft.com/office/drawing/2016/5/11/chartex" xmlns:cx6="http://schemas.microsoft.com/office/drawing/2016/5/12/chartex" xmlns:cx7="http://schemas.microsoft.com/office/drawing/2016/5/13/chartex" xmlns:cx8="http://schemas.microsoft.com/office/drawing/2016/5/14/chartex" xmlns:mc="http://schemas.openxmlformats.org/markup-compatibility/2006" xmlns:aink="http://schemas.microsoft.com/office/drawing/2016/ink" xmlns:am3d="http://schemas.microsoft.com/office/drawing/2017/model3d" xmlns:o="urn:schemas-microsoft-com:office:office" xmlns:oel="http://schemas.microsoft.com/office/2019/extlst" xmlns:r="http://schemas.openxmlformats.org/officeDocument/2006/relationships" xmlns:m="http://schemas.openxmlformats.org/officeDocument/2006/math" xmlns:v="urn:schemas-microsoft-com:vml" xmlns:wp14="http://schemas.microsoft.com/office/word/2010/wordprocessingDrawing" xmlns:wp="http://schemas.openxmlformats.org/drawingml/2006/wordprocessingDrawing" xmlns:w10="urn:schemas-microsoft-com:office:word" xmlns:w="http://schemas.openxmlformats.org/wordprocessingml/2006/main" xmlns:w14="http://schemas.microsoft.com/office/word/2010/wordml" xmlns:w15="http://schemas.microsoft.com/office/word/2012/wordml" xmlns:w16cex="http://schemas.microsoft.com/office/word/2018/wordml/cex" xmlns:w16cid="http://schemas.microsoft.com/office/word/2016/wordml/cid" xmlns:w16="http://schemas.microsoft.com/office/word/2018/wordml" xmlns:w16sdtdh="http://schemas.microsoft.com/office/word/2020/wordml/sdtdatahash" xmlns:w16se="http://schemas.microsoft.com/office/word/2015/wordml/symex" xmlns:wpg="http://schemas.microsoft.com/office/word/2010/wordprocessingGroup" xmlns:wpi="http://schemas.microsoft.com/office/word/2010/wordprocessingInk" xmlns:wne="http://schemas.microsoft.com/office/word/2006/wordml" xmlns:wps="http://schemas.microsoft.com/office/word/2010/wordprocessingShape" mc:Ignorable="w14 w15 w16se w16cid w16 w16cex w16sdtdh wp14">
   <w:body>
     <w:p>
       <w:pPr>
@@ -225,13 +225,13 @@
         <mc:AlternateContent>
           <mc:Choice Requires="wps">
             <w:drawing>
-              <wp:anchor distT="45720" distB="45720" distL="114300" distR="114300" simplePos="0" relativeHeight="251664384" behindDoc="0" locked="0" layoutInCell="1" allowOverlap="1" wp14:anchorId="0F8664B7" wp14:editId="79938E4C">
+              <wp:anchor distT="45720" distB="45720" distL="114300" distR="114300" simplePos="0" relativeHeight="251664384" behindDoc="0" locked="0" layoutInCell="1" allowOverlap="1" wp14:anchorId="0F8664B7" wp14:editId="6812C037">
                 <wp:simplePos x="0" y="0"/>
                 <wp:positionH relativeFrom="margin">
-                  <wp:posOffset>-51172</wp:posOffset>
+                  <wp:posOffset>-50800</wp:posOffset>
                 </wp:positionH>
                 <wp:positionV relativeFrom="paragraph">
-                  <wp:posOffset>774112</wp:posOffset>
+                  <wp:posOffset>688340</wp:posOffset>
                 </wp:positionV>
                 <wp:extent cx="1216025" cy="1404620"/>
                 <wp:effectExtent l="0" t="0" r="3175" b="0"/>
@@ -297,7 +297,7 @@
                 <v:stroke joinstyle="miter"/>
                 <v:path gradientshapeok="t" o:connecttype="rect"/>
               </v:shapetype>
-              <v:shape id="テキスト ボックス 2" o:spid="_x0000_s1026" type="#_x0000_t202" style="position:absolute;left:0;text-align:left;margin-left:-4.05pt;margin-top:60.95pt;width:95.75pt;height:110.6pt;z-index:251664384;visibility:visible;mso-wrap-style:square;mso-width-percent:0;mso-height-percent:200;mso-wrap-distance-left:9pt;mso-wrap-distance-top:3.6pt;mso-wrap-distance-right:9pt;mso-wrap-distance-bottom:3.6pt;mso-position-horizontal:absolute;mso-position-horizontal-relative:margin;mso-position-vertical:absolute;mso-position-vertical-relative:text;mso-width-percent:0;mso-height-percent:200;mso-width-relative:margin;mso-height-relative:margin;v-text-anchor:top" o:gfxdata="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" stroked="f">
+              <v:shape id="テキスト ボックス 2" o:spid="_x0000_s1026" type="#_x0000_t202" style="position:absolute;left:0;text-align:left;margin-left:-4pt;margin-top:54.2pt;width:95.75pt;height:110.6pt;z-index:251664384;visibility:visible;mso-wrap-style:square;mso-width-percent:0;mso-height-percent:200;mso-wrap-distance-left:9pt;mso-wrap-distance-top:3.6pt;mso-wrap-distance-right:9pt;mso-wrap-distance-bottom:3.6pt;mso-position-horizontal:absolute;mso-position-horizontal-relative:margin;mso-position-vertical:absolute;mso-position-vertical-relative:text;mso-width-percent:0;mso-height-percent:200;mso-width-relative:margin;mso-height-relative:margin;v-text-anchor:top" o:gfxdata="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" stroked="f">
                 <v:textbox style="mso-fit-shape-to-text:t">
                   <w:txbxContent>
                     <w:p>
@@ -323,22 +323,20 @@
           <w:rFonts w:ascii="BIZ UDPゴシック" w:eastAsia="BIZ UDPゴシック" w:hAnsi="BIZ UDPゴシック"/>
         </w:rPr>
       </w:pPr>
-    </w:p>
-    <w:p>
       <w:r>
         <w:rPr>
           <w:noProof/>
         </w:rPr>
         <w:drawing>
-          <wp:anchor distT="0" distB="0" distL="114300" distR="114300" simplePos="0" relativeHeight="251660288" behindDoc="0" locked="0" layoutInCell="1" allowOverlap="1" wp14:anchorId="12B91F79" wp14:editId="4DD76539">
+          <wp:anchor distT="0" distB="0" distL="114300" distR="114300" simplePos="0" relativeHeight="251660288" behindDoc="0" locked="0" layoutInCell="1" allowOverlap="1" wp14:anchorId="12B91F79" wp14:editId="0BA083C3">
             <wp:simplePos x="0" y="0"/>
             <wp:positionH relativeFrom="margin">
-              <wp:align>left</wp:align>
+              <wp:posOffset>0</wp:posOffset>
             </wp:positionH>
             <wp:positionV relativeFrom="paragraph">
-              <wp:posOffset>6554</wp:posOffset>
+              <wp:posOffset>158750</wp:posOffset>
             </wp:positionV>
-            <wp:extent cx="6803891" cy="7573992"/>
+            <wp:extent cx="6803390" cy="7573645"/>
             <wp:effectExtent l="0" t="0" r="0" b="8255"/>
             <wp:wrapNone/>
             <wp:docPr id="1765430693" name="図 1" descr="テーブル が含まれている画像&#10;&#10;自動的に生成された説明"/>
@@ -366,7 +364,7 @@
                   <pic:spPr bwMode="auto">
                     <a:xfrm>
                       <a:off x="0" y="0"/>
-                      <a:ext cx="6803891" cy="7573992"/>
+                      <a:ext cx="6803390" cy="7573645"/>
                     </a:xfrm>
                     <a:prstGeom prst="rect">
                       <a:avLst/>
@@ -392,6 +390,8 @@
           </wp:anchor>
         </w:drawing>
       </w:r>
+    </w:p>
+    <w:p>
       <w:r>
         <w:rPr>
           <w:noProof/>
@@ -431,17 +431,64 @@
     <w:p/>
     <w:p/>
     <w:p/>
-    <w:p/>
-    <w:p/>
-    <w:p/>
-    <w:p/>
+    <w:p>
+      <w:r>
+        <w:rPr>
+          <w:rFonts w:hint="eastAsia"/>
+        </w:rPr>
+        <w:t>別紙に記入した</w:t>
+      </w:r>
+      <w:r>
+        <w:rPr>
+          <w:rFonts w:eastAsiaTheme="minorHAnsi"/>
+          <w:sz w:val="19"/>
+          <w:szCs w:val="19"/>
+        </w:rPr>
+        <w:t>A1</w:t>
+      </w:r>
+      <w:r>
+        <w:rPr>
+          <w:rFonts w:eastAsiaTheme="minorHAnsi" w:hint="eastAsia"/>
+          <w:sz w:val="19"/>
+          <w:szCs w:val="19"/>
+        </w:rPr>
+        <w:t>～</w:t>
+      </w:r>
+      <w:r>
+        <w:rPr>
+          <w:rFonts w:eastAsiaTheme="minorHAnsi"/>
+          <w:sz w:val="19"/>
+          <w:szCs w:val="19"/>
+        </w:rPr>
+        <w:t>A6</w:t>
+      </w:r>
+      <w:r>
+        <w:t>を総括し，あなたの体格･体組成について500～600字で考察しなさい．改行は1回までと</w:t>
+      </w:r>
+      <w:r>
+        <w:rPr>
+          <w:rFonts w:hint="eastAsia"/>
+        </w:rPr>
+        <w:t>する</w:t>
+      </w:r>
+      <w:r>
+        <w:t>（段落構成は2段落まで）</w:t>
+      </w:r>
+      <w:r>
+        <w:rPr>
+          <w:rFonts w:hint="eastAsia"/>
+        </w:rPr>
+        <w:t>．</w:t>
+      </w:r>
+    </w:p>
     <w:p>
       <w:r>
         <w:rPr>
           <w:noProof/>
         </w:rPr>
+        <w:lastRenderedPageBreak/>
         <w:drawing>
-          <wp:anchor distT="0" distB="0" distL="114300" distR="114300" simplePos="0" relativeHeight="251662336" behindDoc="0" locked="0" layoutInCell="1" allowOverlap="1" wp14:anchorId="6F73B71C" wp14:editId="3A39935F">
+          <wp:anchor distT="0" distB="0" distL="114300" distR="114300" simplePos="0" relativeHeight="251662336" behindDoc="0" locked="0" layoutInCell="1" allowOverlap="1" wp14:anchorId="6F73B71C" wp14:editId="62705CAF">
             <wp:simplePos x="0" y="0"/>
             <wp:positionH relativeFrom="margin">
               <wp:align>left</wp:align>
@@ -638,23 +685,55 @@
     <w:p/>
     <w:p/>
     <w:p/>
-    <w:p/>
+    <w:p>
+      <w:r>
+        <w:rPr>
+          <w:rFonts w:hint="eastAsia"/>
+        </w:rPr>
+        <w:t>別紙に記入した</w:t>
+      </w:r>
+      <w:r>
+        <w:t>B1～B</w:t>
+      </w:r>
+      <w:r>
+        <w:t>4</w:t>
+      </w:r>
+      <w:r>
+        <w:t>を総括し，あなたの体力について600～700字で考察しなさい．改行は1回までと</w:t>
+      </w:r>
+      <w:r>
+        <w:rPr>
+          <w:rFonts w:hint="eastAsia"/>
+        </w:rPr>
+        <w:t>する</w:t>
+      </w:r>
+      <w:r>
+        <w:t>（段落構成は2段落まで）</w:t>
+      </w:r>
+      <w:r>
+        <w:rPr>
+          <w:rFonts w:hint="eastAsia"/>
+        </w:rPr>
+        <w:t>．</w:t>
+      </w:r>
+    </w:p>
     <w:p>
       <w:r>
         <w:rPr>
           <w:rFonts w:ascii="BIZ UDPゴシック" w:eastAsia="BIZ UDPゴシック" w:hAnsi="BIZ UDPゴシック"/>
           <w:noProof/>
         </w:rPr>
+        <w:lastRenderedPageBreak/>
         <mc:AlternateContent>
           <mc:Choice Requires="wps">
             <w:drawing>
-              <wp:anchor distT="45720" distB="45720" distL="114300" distR="114300" simplePos="0" relativeHeight="251668480" behindDoc="0" locked="0" layoutInCell="1" allowOverlap="1" wp14:anchorId="277FE7DD" wp14:editId="6A13F3E2">
+              <wp:anchor distT="45720" distB="45720" distL="114300" distR="114300" simplePos="0" relativeHeight="251668480" behindDoc="0" locked="0" layoutInCell="1" allowOverlap="1" wp14:anchorId="277FE7DD" wp14:editId="51E1F444">
                 <wp:simplePos x="0" y="0"/>
                 <wp:positionH relativeFrom="margin">
-                  <wp:posOffset>-85725</wp:posOffset>
+                  <wp:posOffset>-66675</wp:posOffset>
                 </wp:positionH>
                 <wp:positionV relativeFrom="paragraph">
-                  <wp:posOffset>201031</wp:posOffset>
+                  <wp:posOffset>0</wp:posOffset>
                 </wp:positionV>
                 <wp:extent cx="1216025" cy="1404620"/>
                 <wp:effectExtent l="0" t="0" r="3175" b="0"/>
@@ -722,7 +801,7 @@
           </mc:Choice>
           <mc:Fallback>
             <w:pict>
-              <v:shape w14:anchorId="277FE7DD" id="_x0000_s1028" type="#_x0000_t202" style="position:absolute;left:0;text-align:left;margin-left:-6.75pt;margin-top:15.85pt;width:95.75pt;height:110.6pt;z-index:251668480;visibility:visible;mso-wrap-style:square;mso-width-percent:0;mso-height-percent:200;mso-wrap-distance-left:9pt;mso-wrap-distance-top:3.6pt;mso-wrap-distance-right:9pt;mso-wrap-distance-bottom:3.6pt;mso-position-horizontal:absolute;mso-position-horizontal-relative:margin;mso-position-vertical:absolute;mso-position-vertical-relative:text;mso-width-percent:0;mso-height-percent:200;mso-width-relative:margin;mso-height-relative:margin;v-text-anchor:top" o:gfxdata="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" stroked="f">
+              <v:shape w14:anchorId="277FE7DD" id="_x0000_s1028" type="#_x0000_t202" style="position:absolute;left:0;text-align:left;margin-left:-5.25pt;margin-top:0;width:95.75pt;height:110.6pt;z-index:251668480;visibility:visible;mso-wrap-style:square;mso-width-percent:0;mso-height-percent:200;mso-wrap-distance-left:9pt;mso-wrap-distance-top:3.6pt;mso-wrap-distance-right:9pt;mso-wrap-distance-bottom:3.6pt;mso-position-horizontal:absolute;mso-position-horizontal-relative:margin;mso-position-vertical:absolute;mso-position-vertical-relative:text;mso-width-percent:0;mso-height-percent:200;mso-width-relative:margin;mso-height-relative:margin;v-text-anchor:top" o:gfxdata="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" stroked="f">
                 <v:textbox style="mso-fit-shape-to-text:t">
                   <w:txbxContent>
                     <w:p>
@@ -747,14 +826,12 @@
           </mc:Fallback>
         </mc:AlternateContent>
       </w:r>
-    </w:p>
-    <w:p>
       <w:r>
         <w:rPr>
           <w:noProof/>
         </w:rPr>
         <w:drawing>
-          <wp:anchor distT="0" distB="0" distL="114300" distR="114300" simplePos="0" relativeHeight="251658240" behindDoc="0" locked="0" layoutInCell="1" allowOverlap="1" wp14:anchorId="75FC5CEB" wp14:editId="589A8051">
+          <wp:anchor distT="0" distB="0" distL="114300" distR="114300" simplePos="0" relativeHeight="251658240" behindDoc="0" locked="0" layoutInCell="1" allowOverlap="1" wp14:anchorId="75FC5CEB" wp14:editId="3264DC9E">
             <wp:simplePos x="0" y="0"/>
             <wp:positionH relativeFrom="margin">
               <wp:posOffset>15899</wp:posOffset>
@@ -830,6 +907,50 @@
     <w:p/>
     <w:p/>
     <w:p/>
+    <w:p/>
+    <w:p/>
+    <w:p/>
+    <w:p/>
+    <w:p/>
+    <w:p/>
+    <w:p/>
+    <w:p/>
+    <w:p/>
+    <w:p/>
+    <w:p/>
+    <w:p/>
+    <w:p/>
+    <w:p/>
+    <w:p/>
+    <w:p>
+      <w:r>
+        <w:rPr>
+          <w:rFonts w:hint="eastAsia"/>
+        </w:rPr>
+        <w:t>別紙に記入した</w:t>
+      </w:r>
+      <w:r>
+        <w:t>C1～C2を総括し，あなたの今後の課題について400～500字で考察しなさい．改行は1回までと</w:t>
+      </w:r>
+      <w:r>
+        <w:rPr>
+          <w:rFonts w:hint="eastAsia"/>
+        </w:rPr>
+        <w:t>する</w:t>
+      </w:r>
+      <w:r>
+        <w:t>（段落構成は2段落まで）．なお，</w:t>
+      </w:r>
+      <w:r>
+        <w:rPr>
+          <w:rFonts w:hint="eastAsia"/>
+        </w:rPr>
+        <w:t>写真から</w:t>
+      </w:r>
+      <w:r>
+        <w:t>PDFファイルに変換し，指定されたファイル名（健康体力レポ-クラス-出席番号-氏名.pdf, 例:健康体力レポ-2B-09-高専太郎.pdf）で提出すること．</w:t>
+      </w:r>
+    </w:p>
     <w:sectPr>
       <w:pgSz w:w="11906" w:h="16838" w:code="9"/>
       <w:pgMar w:top="851" w:right="567" w:bottom="567" w:left="1021" w:header="851" w:footer="992" w:gutter="0"/>
@@ -841,7 +962,7 @@
 </file>
 
 <file path=word/styles.xml><?xml version="1.0" encoding="utf-8"?>
-<w:styles xmlns:mc="http://schemas.openxmlformats.org/markup-compatibility/2006" xmlns:r="http://schemas.openxmlformats.org/officeDocument/2006/relationships" xmlns:w="http://schemas.openxmlformats.org/wordprocessingml/2006/main" xmlns:w14="http://schemas.microsoft.com/office/word/2010/wordml" xmlns:w15="http://schemas.microsoft.com/office/word/2012/wordml" xmlns:w16cex="http://schemas.microsoft.com/office/word/2018/wordml/cex" xmlns:w16cid="http://schemas.microsoft.com/office/word/2016/wordml/cid" xmlns:w16="http://schemas.microsoft.com/office/word/2018/wordml" xmlns:w16du="http://schemas.microsoft.com/office/word/2023/wordml/word16du" xmlns:w16sdtdh="http://schemas.microsoft.com/office/word/2020/wordml/sdtdatahash" xmlns:w16se="http://schemas.microsoft.com/office/word/2015/wordml/symex" mc:Ignorable="w14 w15 w16se w16cid w16 w16cex w16sdtdh w16du">
+<w:styles xmlns:mc="http://schemas.openxmlformats.org/markup-compatibility/2006" xmlns:r="http://schemas.openxmlformats.org/officeDocument/2006/relationships" xmlns:w="http://schemas.openxmlformats.org/wordprocessingml/2006/main" xmlns:w14="http://schemas.microsoft.com/office/word/2010/wordml" xmlns:w15="http://schemas.microsoft.com/office/word/2012/wordml" xmlns:w16cex="http://schemas.microsoft.com/office/word/2018/wordml/cex" xmlns:w16cid="http://schemas.microsoft.com/office/word/2016/wordml/cid" xmlns:w16="http://schemas.microsoft.com/office/word/2018/wordml" xmlns:w16sdtdh="http://schemas.microsoft.com/office/word/2020/wordml/sdtdatahash" xmlns:w16se="http://schemas.microsoft.com/office/word/2015/wordml/symex" mc:Ignorable="w14 w15 w16se w16cid w16 w16cex w16sdtdh">
   <w:docDefaults>
     <w:rPrDefault>
       <w:rPr>
@@ -2068,26 +2189,6 @@
 </file>
 
 <file path=customXml/item1.xml><?xml version="1.0" encoding="utf-8"?>
-<p:properties xmlns:p="http://schemas.microsoft.com/office/2006/metadata/properties" xmlns:xsi="http://www.w3.org/2001/XMLSchema-instance" xmlns:pc="http://schemas.microsoft.com/office/infopath/2007/PartnerControls">
-  <documentManagement>
-    <TaxCatchAll xmlns="59901404-ecac-4961-9352-d236afeefc8f" xsi:nil="true"/>
-    <lcf76f155ced4ddcb4097134ff3c332f xmlns="1ed0c1c6-3dfa-4951-8e8e-841212af1160">
-      <Terms xmlns="http://schemas.microsoft.com/office/infopath/2007/PartnerControls"/>
-    </lcf76f155ced4ddcb4097134ff3c332f>
-  </documentManagement>
-</p:properties>
-</file>
-
-<file path=customXml/item2.xml><?xml version="1.0" encoding="utf-8"?>
-<?mso-contentType ?>
-<FormTemplates xmlns="http://schemas.microsoft.com/sharepoint/v3/contenttype/forms">
-  <Display>DocumentLibraryForm</Display>
-  <Edit>DocumentLibraryForm</Edit>
-  <New>DocumentLibraryForm</New>
-</FormTemplates>
-</file>
-
-<file path=customXml/item3.xml><?xml version="1.0" encoding="utf-8"?>
 <ct:contentTypeSchema xmlns:ct="http://schemas.microsoft.com/office/2006/metadata/contentType" xmlns:ma="http://schemas.microsoft.com/office/2006/metadata/properties/metaAttributes" ct:_="" ma:_="" ma:contentTypeName="ドキュメント" ma:contentTypeID="0x0101009CBAF46F4FF1744486C9B982F2F22868" ma:contentTypeVersion="16" ma:contentTypeDescription="新しいドキュメントを作成します。" ma:contentTypeScope="" ma:versionID="4703805b4c9513752d24401cc5c3d683">
   <xsd:schema xmlns:xsd="http://www.w3.org/2001/XMLSchema" xmlns:xs="http://www.w3.org/2001/XMLSchema" xmlns:p="http://schemas.microsoft.com/office/2006/metadata/properties" xmlns:ns2="1ed0c1c6-3dfa-4951-8e8e-841212af1160" xmlns:ns3="59901404-ecac-4961-9352-d236afeefc8f" targetNamespace="http://schemas.microsoft.com/office/2006/metadata/properties" ma:root="true" ma:fieldsID="ff1691461d580a153e641f52eaf9bccd" ns2:_="" ns3:_="">
     <xsd:import namespace="1ed0c1c6-3dfa-4951-8e8e-841212af1160"/>
@@ -2328,26 +2429,27 @@
 </ct:contentTypeSchema>
 </file>
 
-<file path=customXml/itemProps1.xml><?xml version="1.0" encoding="utf-8"?>
-<ds:datastoreItem xmlns:ds="http://schemas.openxmlformats.org/officeDocument/2006/customXml" ds:itemID="{4A370977-B82F-40B0-BCAC-E3B0F8F21D84}">
-  <ds:schemaRefs>
-    <ds:schemaRef ds:uri="http://schemas.microsoft.com/office/2006/metadata/properties"/>
-    <ds:schemaRef ds:uri="http://schemas.microsoft.com/office/infopath/2007/PartnerControls"/>
-    <ds:schemaRef ds:uri="59901404-ecac-4961-9352-d236afeefc8f"/>
-    <ds:schemaRef ds:uri="1ed0c1c6-3dfa-4951-8e8e-841212af1160"/>
-  </ds:schemaRefs>
-</ds:datastoreItem>
+<file path=customXml/item2.xml><?xml version="1.0" encoding="utf-8"?>
+<?mso-contentType ?>
+<FormTemplates xmlns="http://schemas.microsoft.com/sharepoint/v3/contenttype/forms">
+  <Display>DocumentLibraryForm</Display>
+  <Edit>DocumentLibraryForm</Edit>
+  <New>DocumentLibraryForm</New>
+</FormTemplates>
 </file>
 
-<file path=customXml/itemProps2.xml><?xml version="1.0" encoding="utf-8"?>
-<ds:datastoreItem xmlns:ds="http://schemas.openxmlformats.org/officeDocument/2006/customXml" ds:itemID="{B91083CA-97DD-4473-BC62-4F4100AED1F8}">
-  <ds:schemaRefs>
-    <ds:schemaRef ds:uri="http://schemas.microsoft.com/sharepoint/v3/contenttype/forms"/>
-  </ds:schemaRefs>
-</ds:datastoreItem>
+<file path=customXml/item3.xml><?xml version="1.0" encoding="utf-8"?>
+<p:properties xmlns:p="http://schemas.microsoft.com/office/2006/metadata/properties" xmlns:xsi="http://www.w3.org/2001/XMLSchema-instance" xmlns:pc="http://schemas.microsoft.com/office/infopath/2007/PartnerControls">
+  <documentManagement>
+    <TaxCatchAll xmlns="59901404-ecac-4961-9352-d236afeefc8f" xsi:nil="true"/>
+    <lcf76f155ced4ddcb4097134ff3c332f xmlns="1ed0c1c6-3dfa-4951-8e8e-841212af1160">
+      <Terms xmlns="http://schemas.microsoft.com/office/infopath/2007/PartnerControls"/>
+    </lcf76f155ced4ddcb4097134ff3c332f>
+  </documentManagement>
+</p:properties>
 </file>
 
-<file path=customXml/itemProps3.xml><?xml version="1.0" encoding="utf-8"?>
+<file path=customXml/itemProps1.xml><?xml version="1.0" encoding="utf-8"?>
 <ds:datastoreItem xmlns:ds="http://schemas.openxmlformats.org/officeDocument/2006/customXml" ds:itemID="{7C0827FF-0537-45F4-AC6A-B5ADEF5C148B}">
   <ds:schemaRefs>
     <ds:schemaRef ds:uri="http://schemas.microsoft.com/office/2006/metadata/contentType"/>
@@ -2364,4 +2466,23 @@
     <ds:schemaRef ds:uri="http://schemas.microsoft.com/internal/obd"/>
   </ds:schemaRefs>
 </ds:datastoreItem>
+</file>
+
+<file path=customXml/itemProps2.xml><?xml version="1.0" encoding="utf-8"?>
+<ds:datastoreItem xmlns:ds="http://schemas.openxmlformats.org/officeDocument/2006/customXml" ds:itemID="{B91083CA-97DD-4473-BC62-4F4100AED1F8}">
+  <ds:schemaRefs>
+    <ds:schemaRef ds:uri="http://schemas.microsoft.com/sharepoint/v3/contenttype/forms"/>
+  </ds:schemaRefs>
+</ds:datastoreItem>
+</file>
+
+<file path=customXml/itemProps3.xml><?xml version="1.0" encoding="utf-8"?>
+<ds:datastoreItem xmlns:ds="http://schemas.openxmlformats.org/officeDocument/2006/customXml" ds:itemID="{4A370977-B82F-40B0-BCAC-E3B0F8F21D84}">
+  <ds:schemaRefs>
+    <ds:schemaRef ds:uri="http://schemas.microsoft.com/office/2006/metadata/properties"/>
+    <ds:schemaRef ds:uri="http://schemas.microsoft.com/office/infopath/2007/PartnerControls"/>
+    <ds:schemaRef ds:uri="59901404-ecac-4961-9352-d236afeefc8f"/>
+    <ds:schemaRef ds:uri="1ed0c1c6-3dfa-4951-8e8e-841212af1160"/>
+  </ds:schemaRefs>
+</ds:datastoreItem>
 </file>
--- a/健康・体力レポートフォーマット_手書き_2-4年.docx
+++ b/健康・体力レポートフォーマット_手書き_2-4年.docx
@@ -1,6 +1,6 @@
 
 <file path=word/document.xml><?xml version="1.0" encoding="utf-8"?>
-<w:document xmlns:wpc="http://schemas.microsoft.com/office/word/2010/wordprocessingCanvas" xmlns:cx="http://schemas.microsoft.com/office/drawing/2014/chartex" xmlns:cx1="http://schemas.microsoft.com/office/drawing/2015/9/8/chartex" xmlns:cx2="http://schemas.microsoft.com/office/drawing/2015/10/21/chartex" xmlns:cx3="http://schemas.microsoft.com/office/drawing/2016/5/9/chartex" xmlns:cx4="http://schemas.microsoft.com/office/drawing/2016/5/10/chartex" xmlns:cx5="http://schemas.microsoft.com/office/drawing/2016/5/11/chartex" xmlns:cx6="http://schemas.microsoft.com/office/drawing/2016/5/12/chartex" xmlns:cx7="http://schemas.microsoft.com/office/drawing/2016/5/13/chartex" xmlns:cx8="http://schemas.microsoft.com/office/drawing/2016/5/14/chartex" xmlns:mc="http://schemas.openxmlformats.org/markup-compatibility/2006" xmlns:aink="http://schemas.microsoft.com/office/drawing/2016/ink" xmlns:am3d="http://schemas.microsoft.com/office/drawing/2017/model3d" xmlns:o="urn:schemas-microsoft-com:office:office" xmlns:oel="http://schemas.microsoft.com/office/2019/extlst" xmlns:r="http://schemas.openxmlformats.org/officeDocument/2006/relationships" xmlns:m="http://schemas.openxmlformats.org/officeDocument/2006/math" xmlns:v="urn:schemas-microsoft-com:vml" xmlns:wp14="http://schemas.microsoft.com/office/word/2010/wordprocessingDrawing" xmlns:wp="http://schemas.openxmlformats.org/drawingml/2006/wordprocessingDrawing" xmlns:w10="urn:schemas-microsoft-com:office:word" xmlns:w="http://schemas.openxmlformats.org/wordprocessingml/2006/main" xmlns:w14="http://schemas.microsoft.com/office/word/2010/wordml" xmlns:w15="http://schemas.microsoft.com/office/word/2012/wordml" xmlns:w16cex="http://schemas.microsoft.com/office/word/2018/wordml/cex" xmlns:w16cid="http://schemas.microsoft.com/office/word/2016/wordml/cid" xmlns:w16="http://schemas.microsoft.com/office/word/2018/wordml" xmlns:w16sdtdh="http://schemas.microsoft.com/office/word/2020/wordml/sdtdatahash" xmlns:w16se="http://schemas.microsoft.com/office/word/2015/wordml/symex" xmlns:wpg="http://schemas.microsoft.com/office/word/2010/wordprocessingGroup" xmlns:wpi="http://schemas.microsoft.com/office/word/2010/wordprocessingInk" xmlns:wne="http://schemas.microsoft.com/office/word/2006/wordml" xmlns:wps="http://schemas.microsoft.com/office/word/2010/wordprocessingShape" mc:Ignorable="w14 w15 w16se w16cid w16 w16cex w16sdtdh wp14">
+<w:document xmlns:wpc="http://schemas.microsoft.com/office/word/2010/wordprocessingCanvas" xmlns:cx="http://schemas.microsoft.com/office/drawing/2014/chartex" xmlns:cx1="http://schemas.microsoft.com/office/drawing/2015/9/8/chartex" xmlns:cx2="http://schemas.microsoft.com/office/drawing/2015/10/21/chartex" xmlns:cx3="http://schemas.microsoft.com/office/drawing/2016/5/9/chartex" xmlns:cx4="http://schemas.microsoft.com/office/drawing/2016/5/10/chartex" xmlns:cx5="http://schemas.microsoft.com/office/drawing/2016/5/11/chartex" xmlns:cx6="http://schemas.microsoft.com/office/drawing/2016/5/12/chartex" xmlns:cx7="http://schemas.microsoft.com/office/drawing/2016/5/13/chartex" xmlns:cx8="http://schemas.microsoft.com/office/drawing/2016/5/14/chartex" xmlns:mc="http://schemas.openxmlformats.org/markup-compatibility/2006" xmlns:aink="http://schemas.microsoft.com/office/drawing/2016/ink" xmlns:am3d="http://schemas.microsoft.com/office/drawing/2017/model3d" xmlns:o="urn:schemas-microsoft-com:office:office" xmlns:oel="http://schemas.microsoft.com/office/2019/extlst" xmlns:r="http://schemas.openxmlformats.org/officeDocument/2006/relationships" xmlns:m="http://schemas.openxmlformats.org/officeDocument/2006/math" xmlns:v="urn:schemas-microsoft-com:vml" xmlns:wp14="http://schemas.microsoft.com/office/word/2010/wordprocessingDrawing" xmlns:wp="http://schemas.openxmlformats.org/drawingml/2006/wordprocessingDrawing" xmlns:w10="urn:schemas-microsoft-com:office:word" xmlns:w="http://schemas.openxmlformats.org/wordprocessingml/2006/main" xmlns:w14="http://schemas.microsoft.com/office/word/2010/wordml" xmlns:w15="http://schemas.microsoft.com/office/word/2012/wordml" xmlns:w16cex="http://schemas.microsoft.com/office/word/2018/wordml/cex" xmlns:w16cid="http://schemas.microsoft.com/office/word/2016/wordml/cid" xmlns:w16="http://schemas.microsoft.com/office/word/2018/wordml" xmlns:w16du="http://schemas.microsoft.com/office/word/2023/wordml/word16du" xmlns:w16sdtdh="http://schemas.microsoft.com/office/word/2020/wordml/sdtdatahash" xmlns:w16se="http://schemas.microsoft.com/office/word/2015/wordml/symex" xmlns:wpg="http://schemas.microsoft.com/office/word/2010/wordprocessingGroup" xmlns:wpi="http://schemas.microsoft.com/office/word/2010/wordprocessingInk" xmlns:wne="http://schemas.microsoft.com/office/word/2006/wordml" xmlns:wps="http://schemas.microsoft.com/office/word/2010/wordprocessingShape" mc:Ignorable="w14 w15 w16se w16cid w16 w16cex w16sdtdh w16du wp14">
   <w:body>
     <w:p>
       <w:pPr>
@@ -328,7 +328,7 @@
           <w:noProof/>
         </w:rPr>
         <w:drawing>
-          <wp:anchor distT="0" distB="0" distL="114300" distR="114300" simplePos="0" relativeHeight="251660288" behindDoc="0" locked="0" layoutInCell="1" allowOverlap="1" wp14:anchorId="12B91F79" wp14:editId="0BA083C3">
+          <wp:anchor distT="0" distB="0" distL="114300" distR="114300" simplePos="0" relativeHeight="251660288" behindDoc="0" locked="0" layoutInCell="1" allowOverlap="1" wp14:anchorId="12B91F79" wp14:editId="0C5175A8">
             <wp:simplePos x="0" y="0"/>
             <wp:positionH relativeFrom="margin">
               <wp:posOffset>0</wp:posOffset>
@@ -435,8 +435,16 @@
       <w:r>
         <w:rPr>
           <w:rFonts w:hint="eastAsia"/>
+          <w:kern w:val="0"/>
+          <w14:ligatures w14:val="none"/>
         </w:rPr>
-        <w:t>別紙に記入した</w:t>
+        <w:t>構想シート</w:t>
+      </w:r>
+      <w:r>
+        <w:rPr>
+          <w:rFonts w:hint="eastAsia"/>
+        </w:rPr>
+        <w:t>に記入した</w:t>
       </w:r>
       <w:r>
         <w:rPr>
@@ -488,7 +496,7 @@
         </w:rPr>
         <w:lastRenderedPageBreak/>
         <w:drawing>
-          <wp:anchor distT="0" distB="0" distL="114300" distR="114300" simplePos="0" relativeHeight="251662336" behindDoc="0" locked="0" layoutInCell="1" allowOverlap="1" wp14:anchorId="6F73B71C" wp14:editId="62705CAF">
+          <wp:anchor distT="0" distB="0" distL="114300" distR="114300" simplePos="0" relativeHeight="251662336" behindDoc="0" locked="0" layoutInCell="1" allowOverlap="1" wp14:anchorId="6F73B71C" wp14:editId="28C4432A">
             <wp:simplePos x="0" y="0"/>
             <wp:positionH relativeFrom="margin">
               <wp:align>left</wp:align>
@@ -689,8 +697,16 @@
       <w:r>
         <w:rPr>
           <w:rFonts w:hint="eastAsia"/>
+          <w:kern w:val="0"/>
+          <w14:ligatures w14:val="none"/>
         </w:rPr>
-        <w:t>別紙に記入した</w:t>
+        <w:t>構想シート</w:t>
+      </w:r>
+      <w:r>
+        <w:rPr>
+          <w:rFonts w:hint="eastAsia"/>
+        </w:rPr>
+        <w:t>に記入した</w:t>
       </w:r>
       <w:r>
         <w:t>B1～B</w:t>
@@ -831,7 +847,7 @@
           <w:noProof/>
         </w:rPr>
         <w:drawing>
-          <wp:anchor distT="0" distB="0" distL="114300" distR="114300" simplePos="0" relativeHeight="251658240" behindDoc="0" locked="0" layoutInCell="1" allowOverlap="1" wp14:anchorId="75FC5CEB" wp14:editId="3264DC9E">
+          <wp:anchor distT="0" distB="0" distL="114300" distR="114300" simplePos="0" relativeHeight="251658240" behindDoc="0" locked="0" layoutInCell="1" allowOverlap="1" wp14:anchorId="75FC5CEB" wp14:editId="1A2C18E8">
             <wp:simplePos x="0" y="0"/>
             <wp:positionH relativeFrom="margin">
               <wp:posOffset>15899</wp:posOffset>
@@ -926,8 +942,16 @@
       <w:r>
         <w:rPr>
           <w:rFonts w:hint="eastAsia"/>
+          <w:kern w:val="0"/>
+          <w14:ligatures w14:val="none"/>
         </w:rPr>
-        <w:t>別紙に記入した</w:t>
+        <w:t>構想シート</w:t>
+      </w:r>
+      <w:r>
+        <w:rPr>
+          <w:rFonts w:hint="eastAsia"/>
+        </w:rPr>
+        <w:t>に記入した</w:t>
       </w:r>
       <w:r>
         <w:t>C1～C2を総括し，あなたの今後の課題について400～500字で考察しなさい．改行は1回までと</w:t>
@@ -962,7 +986,7 @@
 </file>
 
 <file path=word/styles.xml><?xml version="1.0" encoding="utf-8"?>
-<w:styles xmlns:mc="http://schemas.openxmlformats.org/markup-compatibility/2006" xmlns:r="http://schemas.openxmlformats.org/officeDocument/2006/relationships" xmlns:w="http://schemas.openxmlformats.org/wordprocessingml/2006/main" xmlns:w14="http://schemas.microsoft.com/office/word/2010/wordml" xmlns:w15="http://schemas.microsoft.com/office/word/2012/wordml" xmlns:w16cex="http://schemas.microsoft.com/office/word/2018/wordml/cex" xmlns:w16cid="http://schemas.microsoft.com/office/word/2016/wordml/cid" xmlns:w16="http://schemas.microsoft.com/office/word/2018/wordml" xmlns:w16sdtdh="http://schemas.microsoft.com/office/word/2020/wordml/sdtdatahash" xmlns:w16se="http://schemas.microsoft.com/office/word/2015/wordml/symex" mc:Ignorable="w14 w15 w16se w16cid w16 w16cex w16sdtdh">
+<w:styles xmlns:mc="http://schemas.openxmlformats.org/markup-compatibility/2006" xmlns:r="http://schemas.openxmlformats.org/officeDocument/2006/relationships" xmlns:w="http://schemas.openxmlformats.org/wordprocessingml/2006/main" xmlns:w14="http://schemas.microsoft.com/office/word/2010/wordml" xmlns:w15="http://schemas.microsoft.com/office/word/2012/wordml" xmlns:w16cex="http://schemas.microsoft.com/office/word/2018/wordml/cex" xmlns:w16cid="http://schemas.microsoft.com/office/word/2016/wordml/cid" xmlns:w16="http://schemas.microsoft.com/office/word/2018/wordml" xmlns:w16du="http://schemas.microsoft.com/office/word/2023/wordml/word16du" xmlns:w16sdtdh="http://schemas.microsoft.com/office/word/2020/wordml/sdtdatahash" xmlns:w16se="http://schemas.microsoft.com/office/word/2015/wordml/symex" mc:Ignorable="w14 w15 w16se w16cid w16 w16cex w16sdtdh w16du">
   <w:docDefaults>
     <w:rPrDefault>
       <w:rPr>
@@ -2189,6 +2213,26 @@
 </file>
 
 <file path=customXml/item1.xml><?xml version="1.0" encoding="utf-8"?>
+<p:properties xmlns:p="http://schemas.microsoft.com/office/2006/metadata/properties" xmlns:xsi="http://www.w3.org/2001/XMLSchema-instance" xmlns:pc="http://schemas.microsoft.com/office/infopath/2007/PartnerControls">
+  <documentManagement>
+    <TaxCatchAll xmlns="59901404-ecac-4961-9352-d236afeefc8f" xsi:nil="true"/>
+    <lcf76f155ced4ddcb4097134ff3c332f xmlns="1ed0c1c6-3dfa-4951-8e8e-841212af1160">
+      <Terms xmlns="http://schemas.microsoft.com/office/infopath/2007/PartnerControls"/>
+    </lcf76f155ced4ddcb4097134ff3c332f>
+  </documentManagement>
+</p:properties>
+</file>
+
+<file path=customXml/item2.xml><?xml version="1.0" encoding="utf-8"?>
+<?mso-contentType ?>
+<FormTemplates xmlns="http://schemas.microsoft.com/sharepoint/v3/contenttype/forms">
+  <Display>DocumentLibraryForm</Display>
+  <Edit>DocumentLibraryForm</Edit>
+  <New>DocumentLibraryForm</New>
+</FormTemplates>
+</file>
+
+<file path=customXml/item3.xml><?xml version="1.0" encoding="utf-8"?>
 <ct:contentTypeSchema xmlns:ct="http://schemas.microsoft.com/office/2006/metadata/contentType" xmlns:ma="http://schemas.microsoft.com/office/2006/metadata/properties/metaAttributes" ct:_="" ma:_="" ma:contentTypeName="ドキュメント" ma:contentTypeID="0x0101009CBAF46F4FF1744486C9B982F2F22868" ma:contentTypeVersion="16" ma:contentTypeDescription="新しいドキュメントを作成します。" ma:contentTypeScope="" ma:versionID="4703805b4c9513752d24401cc5c3d683">
   <xsd:schema xmlns:xsd="http://www.w3.org/2001/XMLSchema" xmlns:xs="http://www.w3.org/2001/XMLSchema" xmlns:p="http://schemas.microsoft.com/office/2006/metadata/properties" xmlns:ns2="1ed0c1c6-3dfa-4951-8e8e-841212af1160" xmlns:ns3="59901404-ecac-4961-9352-d236afeefc8f" targetNamespace="http://schemas.microsoft.com/office/2006/metadata/properties" ma:root="true" ma:fieldsID="ff1691461d580a153e641f52eaf9bccd" ns2:_="" ns3:_="">
     <xsd:import namespace="1ed0c1c6-3dfa-4951-8e8e-841212af1160"/>
@@ -2429,27 +2473,26 @@
 </ct:contentTypeSchema>
 </file>
 
-<file path=customXml/item2.xml><?xml version="1.0" encoding="utf-8"?>
-<?mso-contentType ?>
-<FormTemplates xmlns="http://schemas.microsoft.com/sharepoint/v3/contenttype/forms">
-  <Display>DocumentLibraryForm</Display>
-  <Edit>DocumentLibraryForm</Edit>
-  <New>DocumentLibraryForm</New>
-</FormTemplates>
+<file path=customXml/itemProps1.xml><?xml version="1.0" encoding="utf-8"?>
+<ds:datastoreItem xmlns:ds="http://schemas.openxmlformats.org/officeDocument/2006/customXml" ds:itemID="{4A370977-B82F-40B0-BCAC-E3B0F8F21D84}">
+  <ds:schemaRefs>
+    <ds:schemaRef ds:uri="http://schemas.microsoft.com/office/2006/metadata/properties"/>
+    <ds:schemaRef ds:uri="http://schemas.microsoft.com/office/infopath/2007/PartnerControls"/>
+    <ds:schemaRef ds:uri="59901404-ecac-4961-9352-d236afeefc8f"/>
+    <ds:schemaRef ds:uri="1ed0c1c6-3dfa-4951-8e8e-841212af1160"/>
+  </ds:schemaRefs>
+</ds:datastoreItem>
 </file>
 
-<file path=customXml/item3.xml><?xml version="1.0" encoding="utf-8"?>
-<p:properties xmlns:p="http://schemas.microsoft.com/office/2006/metadata/properties" xmlns:xsi="http://www.w3.org/2001/XMLSchema-instance" xmlns:pc="http://schemas.microsoft.com/office/infopath/2007/PartnerControls">
-  <documentManagement>
-    <TaxCatchAll xmlns="59901404-ecac-4961-9352-d236afeefc8f" xsi:nil="true"/>
-    <lcf76f155ced4ddcb4097134ff3c332f xmlns="1ed0c1c6-3dfa-4951-8e8e-841212af1160">
-      <Terms xmlns="http://schemas.microsoft.com/office/infopath/2007/PartnerControls"/>
-    </lcf76f155ced4ddcb4097134ff3c332f>
-  </documentManagement>
-</p:properties>
+<file path=customXml/itemProps2.xml><?xml version="1.0" encoding="utf-8"?>
+<ds:datastoreItem xmlns:ds="http://schemas.openxmlformats.org/officeDocument/2006/customXml" ds:itemID="{B91083CA-97DD-4473-BC62-4F4100AED1F8}">
+  <ds:schemaRefs>
+    <ds:schemaRef ds:uri="http://schemas.microsoft.com/sharepoint/v3/contenttype/forms"/>
+  </ds:schemaRefs>
+</ds:datastoreItem>
 </file>
 
-<file path=customXml/itemProps1.xml><?xml version="1.0" encoding="utf-8"?>
+<file path=customXml/itemProps3.xml><?xml version="1.0" encoding="utf-8"?>
 <ds:datastoreItem xmlns:ds="http://schemas.openxmlformats.org/officeDocument/2006/customXml" ds:itemID="{7C0827FF-0537-45F4-AC6A-B5ADEF5C148B}">
   <ds:schemaRefs>
     <ds:schemaRef ds:uri="http://schemas.microsoft.com/office/2006/metadata/contentType"/>
@@ -2466,23 +2509,4 @@
     <ds:schemaRef ds:uri="http://schemas.microsoft.com/internal/obd"/>
   </ds:schemaRefs>
 </ds:datastoreItem>
-</file>
-
-<file path=customXml/itemProps2.xml><?xml version="1.0" encoding="utf-8"?>
-<ds:datastoreItem xmlns:ds="http://schemas.openxmlformats.org/officeDocument/2006/customXml" ds:itemID="{B91083CA-97DD-4473-BC62-4F4100AED1F8}">
-  <ds:schemaRefs>
-    <ds:schemaRef ds:uri="http://schemas.microsoft.com/sharepoint/v3/contenttype/forms"/>
-  </ds:schemaRefs>
-</ds:datastoreItem>
-</file>
-
-<file path=customXml/itemProps3.xml><?xml version="1.0" encoding="utf-8"?>
-<ds:datastoreItem xmlns:ds="http://schemas.openxmlformats.org/officeDocument/2006/customXml" ds:itemID="{4A370977-B82F-40B0-BCAC-E3B0F8F21D84}">
-  <ds:schemaRefs>
-    <ds:schemaRef ds:uri="http://schemas.microsoft.com/office/2006/metadata/properties"/>
-    <ds:schemaRef ds:uri="http://schemas.microsoft.com/office/infopath/2007/PartnerControls"/>
-    <ds:schemaRef ds:uri="59901404-ecac-4961-9352-d236afeefc8f"/>
-    <ds:schemaRef ds:uri="1ed0c1c6-3dfa-4951-8e8e-841212af1160"/>
-  </ds:schemaRefs>
-</ds:datastoreItem>
 </file>